--- a/public/templates/sop-forklift-inspection.docx
+++ b/public/templates/sop-forklift-inspection.docx
@@ -4,206 +4,1133 @@
   <w:body>
     <w:p>
       <w:pPr>
+        <w:spacing w:after="120" w:before="0"/>
+        <w:jc w:val="center"/>
+      </w:pPr>
+      <w:r>
+        <w:rPr>
+          <w:i/>
+          <w:iCs/>
+          <w:color w:val="666666"/>
+          <w:sz w:val="20"/>
+          <w:szCs w:val="20"/>
+        </w:rPr>
+        <w:t xml:space="preserve">OPSFLUENCY SOP TEMPLATE</w:t>
+      </w:r>
+    </w:p>
+    <w:p>
+      <w:pPr>
+        <w:spacing w:after="120" w:before="0"/>
+        <w:jc w:val="center"/>
+      </w:pPr>
+      <w:r>
+        <w:rPr>
+          <w:b/>
+          <w:bCs/>
+          <w:sz w:val="32"/>
+          <w:szCs w:val="32"/>
+        </w:rPr>
+        <w:t xml:space="preserve">FORKLIFT PRE-SHIFT INSPECTION</w:t>
+      </w:r>
+    </w:p>
+    <w:p>
+      <w:pPr>
+        <w:spacing w:after="120" w:before="0"/>
+        <w:jc w:val="center"/>
+      </w:pPr>
+      <w:r>
+        <w:rPr>
+          <w:i/>
+          <w:iCs/>
+          <w:color w:val="444444"/>
+          <w:sz w:val="22"/>
+          <w:szCs w:val="22"/>
+        </w:rPr>
+        <w:t xml:space="preserve">Safety SOP — Powered Industrial Equipment</w:t>
+      </w:r>
+    </w:p>
+    <w:p>
+      <w:pPr>
+        <w:spacing w:after="80"/>
+      </w:pPr>
+    </w:p>
+    <w:tbl>
+      <w:tblPr>
+        <w:tblW w:type="pct" w:w="100%"/>
+        <w:tblBorders>
+          <w:top w:val="single" w:color="CCCCCC" w:sz="4"/>
+          <w:left w:val="single" w:color="CCCCCC" w:sz="4"/>
+          <w:bottom w:val="single" w:color="CCCCCC" w:sz="4"/>
+          <w:right w:val="single" w:color="CCCCCC" w:sz="4"/>
+          <w:insideH w:val="single" w:color="auto" w:sz="4"/>
+          <w:insideV w:val="single" w:color="auto" w:sz="4"/>
+        </w:tblBorders>
+      </w:tblPr>
+      <w:tblGrid>
+        <w:gridCol w:w="100"/>
+        <w:gridCol w:w="100"/>
+      </w:tblGrid>
+      <w:tr>
+        <w:tc>
+          <w:tcPr>
+            <w:tcW w:type="pct" w:w="35%"/>
+            <w:shd w:fill="F3F4F6" w:val="solid"/>
+          </w:tcPr>
+          <w:p>
+            <w:r>
+              <w:rPr>
+                <w:b/>
+                <w:bCs/>
+                <w:sz w:val="24"/>
+                <w:szCs w:val="24"/>
+              </w:rPr>
+              <w:t xml:space="preserve">Document Number</w:t>
+            </w:r>
+          </w:p>
+        </w:tc>
+        <w:tc>
+          <w:tcPr>
+            <w:tcW w:type="pct" w:w="65%"/>
+          </w:tcPr>
+          <w:p>
+            <w:r>
+              <w:rPr>
+                <w:sz w:val="24"/>
+                <w:szCs w:val="24"/>
+              </w:rPr>
+              <w:t xml:space="preserve">SAF-001</w:t>
+            </w:r>
+          </w:p>
+        </w:tc>
+      </w:tr>
+      <w:tr>
+        <w:tc>
+          <w:tcPr>
+            <w:tcW w:type="pct" w:w="35%"/>
+            <w:shd w:fill="F3F4F6" w:val="solid"/>
+          </w:tcPr>
+          <w:p>
+            <w:r>
+              <w:rPr>
+                <w:b/>
+                <w:bCs/>
+                <w:sz w:val="24"/>
+                <w:szCs w:val="24"/>
+              </w:rPr>
+              <w:t xml:space="preserve">Department</w:t>
+            </w:r>
+          </w:p>
+        </w:tc>
+        <w:tc>
+          <w:tcPr>
+            <w:tcW w:type="pct" w:w="65%"/>
+          </w:tcPr>
+          <w:p>
+            <w:r>
+              <w:rPr>
+                <w:sz w:val="24"/>
+                <w:szCs w:val="24"/>
+              </w:rPr>
+              <w:t xml:space="preserve">[DEPARTMENT NAME]</w:t>
+            </w:r>
+          </w:p>
+        </w:tc>
+      </w:tr>
+      <w:tr>
+        <w:tc>
+          <w:tcPr>
+            <w:tcW w:type="pct" w:w="35%"/>
+            <w:shd w:fill="F3F4F6" w:val="solid"/>
+          </w:tcPr>
+          <w:p>
+            <w:r>
+              <w:rPr>
+                <w:b/>
+                <w:bCs/>
+                <w:sz w:val="24"/>
+                <w:szCs w:val="24"/>
+              </w:rPr>
+              <w:t xml:space="preserve">Revision</w:t>
+            </w:r>
+          </w:p>
+        </w:tc>
+        <w:tc>
+          <w:tcPr>
+            <w:tcW w:type="pct" w:w="65%"/>
+          </w:tcPr>
+          <w:p>
+            <w:r>
+              <w:rPr>
+                <w:sz w:val="24"/>
+                <w:szCs w:val="24"/>
+              </w:rPr>
+              <w:t xml:space="preserve">Rev. 1</w:t>
+            </w:r>
+          </w:p>
+        </w:tc>
+      </w:tr>
+      <w:tr>
+        <w:tc>
+          <w:tcPr>
+            <w:tcW w:type="pct" w:w="35%"/>
+            <w:shd w:fill="F3F4F6" w:val="solid"/>
+          </w:tcPr>
+          <w:p>
+            <w:r>
+              <w:rPr>
+                <w:b/>
+                <w:bCs/>
+                <w:sz w:val="24"/>
+                <w:szCs w:val="24"/>
+              </w:rPr>
+              <w:t xml:space="preserve">Effective Date</w:t>
+            </w:r>
+          </w:p>
+        </w:tc>
+        <w:tc>
+          <w:tcPr>
+            <w:tcW w:type="pct" w:w="65%"/>
+          </w:tcPr>
+          <w:p>
+            <w:r>
+              <w:rPr>
+                <w:sz w:val="24"/>
+                <w:szCs w:val="24"/>
+              </w:rPr>
+              <w:t xml:space="preserve">[DATE]</w:t>
+            </w:r>
+          </w:p>
+        </w:tc>
+      </w:tr>
+      <w:tr>
+        <w:tc>
+          <w:tcPr>
+            <w:tcW w:type="pct" w:w="35%"/>
+            <w:shd w:fill="F3F4F6" w:val="solid"/>
+          </w:tcPr>
+          <w:p>
+            <w:r>
+              <w:rPr>
+                <w:b/>
+                <w:bCs/>
+                <w:sz w:val="24"/>
+                <w:szCs w:val="24"/>
+              </w:rPr>
+              <w:t xml:space="preserve">Approved By</w:t>
+            </w:r>
+          </w:p>
+        </w:tc>
+        <w:tc>
+          <w:tcPr>
+            <w:tcW w:type="pct" w:w="65%"/>
+          </w:tcPr>
+          <w:p>
+            <w:r>
+              <w:rPr>
+                <w:sz w:val="24"/>
+                <w:szCs w:val="24"/>
+              </w:rPr>
+              <w:t xml:space="preserve">[NAME, TITLE]</w:t>
+            </w:r>
+          </w:p>
+        </w:tc>
+      </w:tr>
+      <w:tr>
+        <w:tc>
+          <w:tcPr>
+            <w:tcW w:type="pct" w:w="35%"/>
+            <w:shd w:fill="F3F4F6" w:val="solid"/>
+          </w:tcPr>
+          <w:p>
+            <w:r>
+              <w:rPr>
+                <w:b/>
+                <w:bCs/>
+                <w:sz w:val="24"/>
+                <w:szCs w:val="24"/>
+              </w:rPr>
+              <w:t xml:space="preserve">Review Cycle</w:t>
+            </w:r>
+          </w:p>
+        </w:tc>
+        <w:tc>
+          <w:tcPr>
+            <w:tcW w:type="pct" w:w="65%"/>
+          </w:tcPr>
+          <w:p>
+            <w:r>
+              <w:rPr>
+                <w:sz w:val="24"/>
+                <w:szCs w:val="24"/>
+              </w:rPr>
+              <w:t xml:space="preserve">Annual</w:t>
+            </w:r>
+          </w:p>
+        </w:tc>
+      </w:tr>
+    </w:tbl>
+    <w:p>
+      <w:pPr>
+        <w:spacing w:after="80"/>
+      </w:pPr>
+    </w:p>
+    <w:tbl>
+      <w:tblPr>
+        <w:tblW w:type="pct" w:w="100%"/>
+        <w:tblBorders>
+          <w:top w:val="single" w:color="CCCCCC" w:sz="4"/>
+          <w:left w:val="single" w:color="CCCCCC" w:sz="4"/>
+          <w:bottom w:val="single" w:color="CCCCCC" w:sz="4"/>
+          <w:right w:val="single" w:color="CCCCCC" w:sz="4"/>
+          <w:insideH w:val="single" w:color="auto" w:sz="4"/>
+          <w:insideV w:val="single" w:color="auto" w:sz="4"/>
+        </w:tblBorders>
+      </w:tblPr>
+      <w:tblGrid>
+        <w:gridCol w:w="100"/>
+      </w:tblGrid>
+      <w:tr>
+        <w:tc>
+          <w:tcPr>
+            <w:shd w:fill="F3F4F6" w:val="solid"/>
+          </w:tcPr>
+          <w:p>
+            <w:pPr>
+              <w:spacing w:after="0"/>
+            </w:pPr>
+            <w:r>
+              <w:rPr>
+                <w:b/>
+                <w:bCs/>
+                <w:sz w:val="24"/>
+                <w:szCs w:val="24"/>
+              </w:rPr>
+              <w:t xml:space="preserve">PURPOSE: </w:t>
+            </w:r>
+            <w:r>
+              <w:rPr>
+                <w:sz w:val="24"/>
+                <w:szCs w:val="24"/>
+              </w:rPr>
+              <w:t xml:space="preserve">Every forklift operator must complete this inspection before operating any forklift unit. A forklift that fails any item on this inspection must be taken out of service immediately. Do not operate a tagged-out forklift under any circumstances, including moving it short distances.</w:t>
+            </w:r>
+          </w:p>
+        </w:tc>
+      </w:tr>
+    </w:tbl>
+    <w:p>
+      <w:pPr>
+        <w:spacing w:after="80"/>
+      </w:pPr>
+    </w:p>
+    <w:p>
+      <w:pPr>
         <w:pStyle w:val="Heading1"/>
         <w:spacing w:after="120" w:before="400"/>
       </w:pPr>
       <w:r>
-        <w:t xml:space="preserve">Forklift Pre-Shift Inspection</w:t>
-      </w:r>
-    </w:p>
-    <w:p>
-      <w:pPr>
-        <w:spacing w:after="120"/>
-      </w:pPr>
-      <w:r>
-        <w:rPr>
-          <w:sz w:val="24"/>
-          <w:szCs w:val="24"/>
-        </w:rPr>
-        <w:t xml:space="preserve">Facility: </w:t>
-      </w:r>
-    </w:p>
-    <w:p>
-      <w:pPr>
-        <w:spacing w:after="120"/>
-      </w:pPr>
-      <w:r>
-        <w:rPr>
-          <w:i/>
-          <w:iCs/>
-          <w:color w:val="888888"/>
-          <w:sz w:val="24"/>
-          <w:szCs w:val="24"/>
-        </w:rPr>
-        <w:t xml:space="preserve">[FACILITY NAME]</w:t>
-      </w:r>
-    </w:p>
-    <w:p>
-      <w:pPr>
-        <w:spacing w:after="120"/>
-      </w:pPr>
-      <w:r>
-        <w:rPr>
-          <w:sz w:val="24"/>
-          <w:szCs w:val="24"/>
-        </w:rPr>
-        <w:t xml:space="preserve">Forklift Unit ID: </w:t>
-      </w:r>
-    </w:p>
-    <w:p>
-      <w:pPr>
-        <w:spacing w:after="120"/>
-      </w:pPr>
-      <w:r>
-        <w:rPr>
-          <w:i/>
-          <w:iCs/>
-          <w:color w:val="888888"/>
-          <w:sz w:val="24"/>
-          <w:szCs w:val="24"/>
-        </w:rPr>
-        <w:t xml:space="preserve">[UNIT ID / LICENSE PLATE]</w:t>
-      </w:r>
-    </w:p>
-    <w:p>
-      <w:pPr>
-        <w:spacing w:after="120"/>
-      </w:pPr>
-      <w:r>
-        <w:rPr>
-          <w:sz w:val="24"/>
-          <w:szCs w:val="24"/>
-        </w:rPr>
-        <w:t xml:space="preserve">Effective Date: </w:t>
-      </w:r>
-    </w:p>
-    <w:p>
-      <w:pPr>
-        <w:spacing w:after="120"/>
-      </w:pPr>
-      <w:r>
-        <w:rPr>
-          <w:i/>
-          <w:iCs/>
-          <w:color w:val="888888"/>
-          <w:sz w:val="24"/>
-          <w:szCs w:val="24"/>
-        </w:rPr>
-        <w:t xml:space="preserve">[DATE]</w:t>
-      </w:r>
-    </w:p>
-    <w:p>
-      <w:pPr>
-        <w:pBdr>
-          <w:bottom w:val="single" w:color="CCCCCC" w:sz="6"/>
-        </w:pBdr>
-        <w:spacing w:after="200" w:before="200"/>
-      </w:pPr>
-    </w:p>
-    <w:p>
-      <w:pPr>
-        <w:pStyle w:val="Heading2"/>
-        <w:spacing w:after="80" w:before="300"/>
-      </w:pPr>
-      <w:r>
-        <w:t xml:space="preserve">1. Purpose</w:t>
-      </w:r>
-    </w:p>
-    <w:p>
-      <w:pPr>
-        <w:spacing w:after="120"/>
-      </w:pPr>
-      <w:r>
-        <w:rPr>
-          <w:sz w:val="24"/>
-          <w:szCs w:val="24"/>
-        </w:rPr>
-        <w:t xml:space="preserve">Every operator must complete this inspection before operating a forklift. If any item fails, the forklift must be tagged OUT OF SERVICE and a supervisor notified before it is used.</w:t>
-      </w:r>
-    </w:p>
-    <w:p>
-      <w:pPr>
-        <w:pStyle w:val="Heading2"/>
-        <w:spacing w:after="80" w:before="300"/>
-      </w:pPr>
-      <w:r>
-        <w:t xml:space="preserve">2. Before You Start</w:t>
-      </w:r>
-    </w:p>
-    <w:p>
-      <w:pPr>
-        <w:spacing w:after="80"/>
-        <w:ind w:left="360"/>
-      </w:pPr>
-      <w:r>
         <w:rPr>
           <w:b/>
           <w:bCs/>
-          <w:sz w:val="24"/>
-          <w:szCs w:val="24"/>
-        </w:rPr>
-        <w:t xml:space="preserve">• </w:t>
-      </w:r>
-      <w:r>
-        <w:rPr>
-          <w:sz w:val="24"/>
-          <w:szCs w:val="24"/>
-        </w:rPr>
-        <w:t xml:space="preserve">Park forklift on a level surface with forks lowered.</w:t>
-      </w:r>
-    </w:p>
-    <w:p>
-      <w:pPr>
+          <w:sz w:val="28"/>
+          <w:szCs w:val="28"/>
+        </w:rPr>
+        <w:t xml:space="preserve">1. BEFORE YOU BEGIN</w:t>
+      </w:r>
+    </w:p>
+    <w:p>
+      <w:pPr>
+        <w:spacing w:after="120"/>
+      </w:pPr>
+      <w:r>
+        <w:rPr>
+          <w:sz w:val="24"/>
+          <w:szCs w:val="24"/>
+        </w:rPr>
+        <w:t xml:space="preserve">Gather the following before starting the inspection:</w:t>
+      </w:r>
+    </w:p>
+    <w:p>
+      <w:pPr>
+        <w:pStyle w:val="ListParagraph"/>
+        <w:numPr>
+          <w:ilvl w:val="0"/>
+          <w:numId w:val="1"/>
+        </w:numPr>
         <w:spacing w:after="80"/>
-        <w:ind w:left="360"/>
+      </w:pPr>
+      <w:r>
+        <w:rPr>
+          <w:sz w:val="24"/>
+          <w:szCs w:val="24"/>
+        </w:rPr>
+        <w:t xml:space="preserve">This inspection form (or the digital version in [SYSTEM / APP NAME])</w:t>
+      </w:r>
+    </w:p>
+    <w:p>
+      <w:pPr>
+        <w:pStyle w:val="ListParagraph"/>
+        <w:numPr>
+          <w:ilvl w:val="0"/>
+          <w:numId w:val="1"/>
+        </w:numPr>
+        <w:spacing w:after="80"/>
+      </w:pPr>
+      <w:r>
+        <w:rPr>
+          <w:sz w:val="24"/>
+          <w:szCs w:val="24"/>
+        </w:rPr>
+        <w:t xml:space="preserve">Your operator certification card — you must be a certified operator to complete this inspection</w:t>
+      </w:r>
+    </w:p>
+    <w:p>
+      <w:pPr>
+        <w:pStyle w:val="ListParagraph"/>
+        <w:numPr>
+          <w:ilvl w:val="0"/>
+          <w:numId w:val="1"/>
+        </w:numPr>
+        <w:spacing w:after="80"/>
+      </w:pPr>
+      <w:r>
+        <w:rPr>
+          <w:sz w:val="24"/>
+          <w:szCs w:val="24"/>
+        </w:rPr>
+        <w:t xml:space="preserve">A functional flashlight if inspecting in low-light areas</w:t>
+      </w:r>
+    </w:p>
+    <w:p>
+      <w:pPr>
+        <w:spacing w:after="80"/>
+      </w:pPr>
+    </w:p>
+    <w:p>
+      <w:pPr>
+        <w:spacing w:after="120"/>
+      </w:pPr>
+      <w:r>
+        <w:rPr>
+          <w:sz w:val="24"/>
+          <w:szCs w:val="24"/>
+        </w:rPr>
+        <w:t xml:space="preserve">Park the forklift on a level surface with forks fully lowered and tilt back to neutral. Set the parking brake. Turn the ignition OFF before the physical inspection begins.</w:t>
+      </w:r>
+    </w:p>
+    <w:p>
+      <w:pPr>
+        <w:spacing w:after="80"/>
+      </w:pPr>
+    </w:p>
+    <w:p>
+      <w:pPr>
+        <w:pStyle w:val="Heading1"/>
+        <w:spacing w:after="120" w:before="400"/>
       </w:pPr>
       <w:r>
         <w:rPr>
           <w:b/>
           <w:bCs/>
-          <w:sz w:val="24"/>
-          <w:szCs w:val="24"/>
-        </w:rPr>
-        <w:t xml:space="preserve">• </w:t>
-      </w:r>
-      <w:r>
-        <w:rPr>
-          <w:sz w:val="24"/>
-          <w:szCs w:val="24"/>
-        </w:rPr>
-        <w:t xml:space="preserve">Turn the ignition to OFF before beginning the physical inspection.</w:t>
+          <w:sz w:val="28"/>
+          <w:szCs w:val="28"/>
+        </w:rPr>
+        <w:t xml:space="preserve">2. VISUAL INSPECTION</w:t>
+      </w:r>
+    </w:p>
+    <w:p>
+      <w:pPr>
+        <w:spacing w:after="120"/>
+      </w:pPr>
+      <w:r>
+        <w:rPr>
+          <w:sz w:val="24"/>
+          <w:szCs w:val="24"/>
+        </w:rPr>
+        <w:t xml:space="preserve">Walk around the unit and check each item. Mark Pass (P), Fail (F), or Not Applicable (N/A). Any Fail must be explained in the Notes section below.</w:t>
       </w:r>
     </w:p>
     <w:p>
       <w:pPr>
         <w:spacing w:after="80"/>
-        <w:ind w:left="360"/>
+      </w:pPr>
+    </w:p>
+    <w:tbl>
+      <w:tblPr>
+        <w:tblW w:type="pct" w:w="100%"/>
+        <w:tblBorders>
+          <w:top w:val="single" w:color="CCCCCC" w:sz="4"/>
+          <w:left w:val="single" w:color="CCCCCC" w:sz="4"/>
+          <w:bottom w:val="single" w:color="CCCCCC" w:sz="4"/>
+          <w:right w:val="single" w:color="CCCCCC" w:sz="4"/>
+          <w:insideH w:val="single" w:color="auto" w:sz="4"/>
+          <w:insideV w:val="single" w:color="auto" w:sz="4"/>
+        </w:tblBorders>
+      </w:tblPr>
+      <w:tblGrid>
+        <w:gridCol w:w="100"/>
+        <w:gridCol w:w="100"/>
+        <w:gridCol w:w="100"/>
+        <w:gridCol w:w="100"/>
+      </w:tblGrid>
+      <w:tr>
+        <w:trPr>
+          <w:tblHeader/>
+        </w:trPr>
+        <w:tc>
+          <w:tcPr>
+            <w:shd w:fill="F3F4F6" w:val="solid"/>
+          </w:tcPr>
+          <w:p>
+            <w:r>
+              <w:rPr>
+                <w:b/>
+                <w:bCs/>
+                <w:sz w:val="24"/>
+                <w:szCs w:val="24"/>
+              </w:rPr>
+              <w:t xml:space="preserve">Item</w:t>
+            </w:r>
+          </w:p>
+        </w:tc>
+        <w:tc>
+          <w:tcPr>
+            <w:shd w:fill="F3F4F6" w:val="solid"/>
+          </w:tcPr>
+          <w:p>
+            <w:r>
+              <w:rPr>
+                <w:b/>
+                <w:bCs/>
+                <w:sz w:val="24"/>
+                <w:szCs w:val="24"/>
+              </w:rPr>
+              <w:t xml:space="preserve">Check</w:t>
+            </w:r>
+          </w:p>
+        </w:tc>
+        <w:tc>
+          <w:tcPr>
+            <w:shd w:fill="F3F4F6" w:val="solid"/>
+          </w:tcPr>
+          <w:p>
+            <w:r>
+              <w:rPr>
+                <w:b/>
+                <w:bCs/>
+                <w:sz w:val="24"/>
+                <w:szCs w:val="24"/>
+              </w:rPr>
+              <w:t xml:space="preserve">P / F / N/A</w:t>
+            </w:r>
+          </w:p>
+        </w:tc>
+        <w:tc>
+          <w:tcPr>
+            <w:shd w:fill="F3F4F6" w:val="solid"/>
+          </w:tcPr>
+          <w:p>
+            <w:r>
+              <w:rPr>
+                <w:b/>
+                <w:bCs/>
+                <w:sz w:val="24"/>
+                <w:szCs w:val="24"/>
+              </w:rPr>
+              <w:t xml:space="preserve">Notes</w:t>
+            </w:r>
+          </w:p>
+        </w:tc>
+      </w:tr>
+      <w:tr>
+        <w:tc>
+          <w:p>
+            <w:r>
+              <w:rPr>
+                <w:sz w:val="24"/>
+                <w:szCs w:val="24"/>
+              </w:rPr>
+              <w:t xml:space="preserve">Tires / Wheels</w:t>
+            </w:r>
+          </w:p>
+        </w:tc>
+        <w:tc>
+          <w:p>
+            <w:r>
+              <w:rPr>
+                <w:sz w:val="24"/>
+                <w:szCs w:val="24"/>
+              </w:rPr>
+              <w:t xml:space="preserve">No cuts, chunking, or flat spots; lug nuts present and tight</w:t>
+            </w:r>
+          </w:p>
+        </w:tc>
+        <w:tc>
+          <w:p>
+            <w:r>
+              <w:rPr>
+                <w:sz w:val="24"/>
+                <w:szCs w:val="24"/>
+              </w:rPr>
+              <w:t xml:space="preserve"/>
+            </w:r>
+          </w:p>
+        </w:tc>
+        <w:tc>
+          <w:p>
+            <w:r>
+              <w:rPr>
+                <w:sz w:val="24"/>
+                <w:szCs w:val="24"/>
+              </w:rPr>
+              <w:t xml:space="preserve"/>
+            </w:r>
+          </w:p>
+        </w:tc>
+      </w:tr>
+      <w:tr>
+        <w:tc>
+          <w:p>
+            <w:r>
+              <w:rPr>
+                <w:sz w:val="24"/>
+                <w:szCs w:val="24"/>
+              </w:rPr>
+              <w:t xml:space="preserve">Forks</w:t>
+            </w:r>
+          </w:p>
+        </w:tc>
+        <w:tc>
+          <w:p>
+            <w:r>
+              <w:rPr>
+                <w:sz w:val="24"/>
+                <w:szCs w:val="24"/>
+              </w:rPr>
+              <w:t xml:space="preserve">No cracks, bends, or welds; tine height is even (within ¼ inch)</w:t>
+            </w:r>
+          </w:p>
+        </w:tc>
+        <w:tc>
+          <w:p>
+            <w:r>
+              <w:rPr>
+                <w:sz w:val="24"/>
+                <w:szCs w:val="24"/>
+              </w:rPr>
+              <w:t xml:space="preserve"/>
+            </w:r>
+          </w:p>
+        </w:tc>
+        <w:tc>
+          <w:p>
+            <w:r>
+              <w:rPr>
+                <w:sz w:val="24"/>
+                <w:szCs w:val="24"/>
+              </w:rPr>
+              <w:t xml:space="preserve"/>
+            </w:r>
+          </w:p>
+        </w:tc>
+      </w:tr>
+      <w:tr>
+        <w:tc>
+          <w:p>
+            <w:r>
+              <w:rPr>
+                <w:sz w:val="24"/>
+                <w:szCs w:val="24"/>
+              </w:rPr>
+              <w:t xml:space="preserve">Carriage &amp; Mast</w:t>
+            </w:r>
+          </w:p>
+        </w:tc>
+        <w:tc>
+          <w:p>
+            <w:r>
+              <w:rPr>
+                <w:sz w:val="24"/>
+                <w:szCs w:val="24"/>
+              </w:rPr>
+              <w:t xml:space="preserve">Rails straight; chains not kinked or stretched; no visible cracks</w:t>
+            </w:r>
+          </w:p>
+        </w:tc>
+        <w:tc>
+          <w:p>
+            <w:r>
+              <w:rPr>
+                <w:sz w:val="24"/>
+                <w:szCs w:val="24"/>
+              </w:rPr>
+              <w:t xml:space="preserve"/>
+            </w:r>
+          </w:p>
+        </w:tc>
+        <w:tc>
+          <w:p>
+            <w:r>
+              <w:rPr>
+                <w:sz w:val="24"/>
+                <w:szCs w:val="24"/>
+              </w:rPr>
+              <w:t xml:space="preserve"/>
+            </w:r>
+          </w:p>
+        </w:tc>
+      </w:tr>
+      <w:tr>
+        <w:tc>
+          <w:p>
+            <w:r>
+              <w:rPr>
+                <w:sz w:val="24"/>
+                <w:szCs w:val="24"/>
+              </w:rPr>
+              <w:t xml:space="preserve">Overhead Guard</w:t>
+            </w:r>
+          </w:p>
+        </w:tc>
+        <w:tc>
+          <w:p>
+            <w:r>
+              <w:rPr>
+                <w:sz w:val="24"/>
+                <w:szCs w:val="24"/>
+              </w:rPr>
+              <w:t xml:space="preserve">Intact, secure, no bent or missing bars</w:t>
+            </w:r>
+          </w:p>
+        </w:tc>
+        <w:tc>
+          <w:p>
+            <w:r>
+              <w:rPr>
+                <w:sz w:val="24"/>
+                <w:szCs w:val="24"/>
+              </w:rPr>
+              <w:t xml:space="preserve"/>
+            </w:r>
+          </w:p>
+        </w:tc>
+        <w:tc>
+          <w:p>
+            <w:r>
+              <w:rPr>
+                <w:sz w:val="24"/>
+                <w:szCs w:val="24"/>
+              </w:rPr>
+              <w:t xml:space="preserve"/>
+            </w:r>
+          </w:p>
+        </w:tc>
+      </w:tr>
+      <w:tr>
+        <w:tc>
+          <w:p>
+            <w:r>
+              <w:rPr>
+                <w:sz w:val="24"/>
+                <w:szCs w:val="24"/>
+              </w:rPr>
+              <w:t xml:space="preserve">Backrest Extension</w:t>
+            </w:r>
+          </w:p>
+        </w:tc>
+        <w:tc>
+          <w:p>
+            <w:r>
+              <w:rPr>
+                <w:sz w:val="24"/>
+                <w:szCs w:val="24"/>
+              </w:rPr>
+              <w:t xml:space="preserve">Present and properly seated if required for load type</w:t>
+            </w:r>
+          </w:p>
+        </w:tc>
+        <w:tc>
+          <w:p>
+            <w:r>
+              <w:rPr>
+                <w:sz w:val="24"/>
+                <w:szCs w:val="24"/>
+              </w:rPr>
+              <w:t xml:space="preserve"/>
+            </w:r>
+          </w:p>
+        </w:tc>
+        <w:tc>
+          <w:p>
+            <w:r>
+              <w:rPr>
+                <w:sz w:val="24"/>
+                <w:szCs w:val="24"/>
+              </w:rPr>
+              <w:t xml:space="preserve"/>
+            </w:r>
+          </w:p>
+        </w:tc>
+      </w:tr>
+      <w:tr>
+        <w:tc>
+          <w:p>
+            <w:r>
+              <w:rPr>
+                <w:sz w:val="24"/>
+                <w:szCs w:val="24"/>
+              </w:rPr>
+              <w:t xml:space="preserve">Battery / Fuel</w:t>
+            </w:r>
+          </w:p>
+        </w:tc>
+        <w:tc>
+          <w:p>
+            <w:r>
+              <w:rPr>
+                <w:sz w:val="24"/>
+                <w:szCs w:val="24"/>
+              </w:rPr>
+              <w:t xml:space="preserve">Charge ≥ 20% (electric) or fuel level adequate; no leaks visible</w:t>
+            </w:r>
+          </w:p>
+        </w:tc>
+        <w:tc>
+          <w:p>
+            <w:r>
+              <w:rPr>
+                <w:sz w:val="24"/>
+                <w:szCs w:val="24"/>
+              </w:rPr>
+              <w:t xml:space="preserve"/>
+            </w:r>
+          </w:p>
+        </w:tc>
+        <w:tc>
+          <w:p>
+            <w:r>
+              <w:rPr>
+                <w:sz w:val="24"/>
+                <w:szCs w:val="24"/>
+              </w:rPr>
+              <w:t xml:space="preserve"/>
+            </w:r>
+          </w:p>
+        </w:tc>
+      </w:tr>
+      <w:tr>
+        <w:tc>
+          <w:p>
+            <w:r>
+              <w:rPr>
+                <w:sz w:val="24"/>
+                <w:szCs w:val="24"/>
+              </w:rPr>
+              <w:t xml:space="preserve">Hydraulic Lines</w:t>
+            </w:r>
+          </w:p>
+        </w:tc>
+        <w:tc>
+          <w:p>
+            <w:r>
+              <w:rPr>
+                <w:sz w:val="24"/>
+                <w:szCs w:val="24"/>
+              </w:rPr>
+              <w:t xml:space="preserve">No visible leaks; hoses not frayed or rubbing on metal</w:t>
+            </w:r>
+          </w:p>
+        </w:tc>
+        <w:tc>
+          <w:p>
+            <w:r>
+              <w:rPr>
+                <w:sz w:val="24"/>
+                <w:szCs w:val="24"/>
+              </w:rPr>
+              <w:t xml:space="preserve"/>
+            </w:r>
+          </w:p>
+        </w:tc>
+        <w:tc>
+          <w:p>
+            <w:r>
+              <w:rPr>
+                <w:sz w:val="24"/>
+                <w:szCs w:val="24"/>
+              </w:rPr>
+              <w:t xml:space="preserve"/>
+            </w:r>
+          </w:p>
+        </w:tc>
+      </w:tr>
+      <w:tr>
+        <w:tc>
+          <w:p>
+            <w:r>
+              <w:rPr>
+                <w:sz w:val="24"/>
+                <w:szCs w:val="24"/>
+              </w:rPr>
+              <w:t xml:space="preserve">Engine / Motor Area</w:t>
+            </w:r>
+          </w:p>
+        </w:tc>
+        <w:tc>
+          <w:p>
+            <w:r>
+              <w:rPr>
+                <w:sz w:val="24"/>
+                <w:szCs w:val="24"/>
+              </w:rPr>
+              <w:t xml:space="preserve">No fluid puddles under unit; no unusual odors</w:t>
+            </w:r>
+          </w:p>
+        </w:tc>
+        <w:tc>
+          <w:p>
+            <w:r>
+              <w:rPr>
+                <w:sz w:val="24"/>
+                <w:szCs w:val="24"/>
+              </w:rPr>
+              <w:t xml:space="preserve"/>
+            </w:r>
+          </w:p>
+        </w:tc>
+        <w:tc>
+          <w:p>
+            <w:r>
+              <w:rPr>
+                <w:sz w:val="24"/>
+                <w:szCs w:val="24"/>
+              </w:rPr>
+              <w:t xml:space="preserve"/>
+            </w:r>
+          </w:p>
+        </w:tc>
+      </w:tr>
+      <w:tr>
+        <w:tc>
+          <w:p>
+            <w:r>
+              <w:rPr>
+                <w:sz w:val="24"/>
+                <w:szCs w:val="24"/>
+              </w:rPr>
+              <w:t xml:space="preserve">Nameplate &amp; Warnings</w:t>
+            </w:r>
+          </w:p>
+        </w:tc>
+        <w:tc>
+          <w:p>
+            <w:r>
+              <w:rPr>
+                <w:sz w:val="24"/>
+                <w:szCs w:val="24"/>
+              </w:rPr>
+              <w:t xml:space="preserve">Legible; capacity plate matches the unit</w:t>
+            </w:r>
+          </w:p>
+        </w:tc>
+        <w:tc>
+          <w:p>
+            <w:r>
+              <w:rPr>
+                <w:sz w:val="24"/>
+                <w:szCs w:val="24"/>
+              </w:rPr>
+              <w:t xml:space="preserve"/>
+            </w:r>
+          </w:p>
+        </w:tc>
+        <w:tc>
+          <w:p>
+            <w:r>
+              <w:rPr>
+                <w:sz w:val="24"/>
+                <w:szCs w:val="24"/>
+              </w:rPr>
+              <w:t xml:space="preserve"/>
+            </w:r>
+          </w:p>
+        </w:tc>
+      </w:tr>
+      <w:tr>
+        <w:tc>
+          <w:p>
+            <w:r>
+              <w:rPr>
+                <w:sz w:val="24"/>
+                <w:szCs w:val="24"/>
+              </w:rPr>
+              <w:t xml:space="preserve">Seatbelt / Restraint</w:t>
+            </w:r>
+          </w:p>
+        </w:tc>
+        <w:tc>
+          <w:p>
+            <w:r>
+              <w:rPr>
+                <w:sz w:val="24"/>
+                <w:szCs w:val="24"/>
+              </w:rPr>
+              <w:t xml:space="preserve">Present, latches and releases cleanly, webbing not frayed</w:t>
+            </w:r>
+          </w:p>
+        </w:tc>
+        <w:tc>
+          <w:p>
+            <w:r>
+              <w:rPr>
+                <w:sz w:val="24"/>
+                <w:szCs w:val="24"/>
+              </w:rPr>
+              <w:t xml:space="preserve"/>
+            </w:r>
+          </w:p>
+        </w:tc>
+        <w:tc>
+          <w:p>
+            <w:r>
+              <w:rPr>
+                <w:sz w:val="24"/>
+                <w:szCs w:val="24"/>
+              </w:rPr>
+              <w:t xml:space="preserve"/>
+            </w:r>
+          </w:p>
+        </w:tc>
+      </w:tr>
+      <w:tr>
+        <w:tc>
+          <w:p>
+            <w:r>
+              <w:rPr>
+                <w:sz w:val="24"/>
+                <w:szCs w:val="24"/>
+              </w:rPr>
+              <w:t xml:space="preserve">Lights (if equipped)</w:t>
+            </w:r>
+          </w:p>
+        </w:tc>
+        <w:tc>
+          <w:p>
+            <w:r>
+              <w:rPr>
+                <w:sz w:val="24"/>
+                <w:szCs w:val="24"/>
+              </w:rPr>
+              <w:t xml:space="preserve">Head, tail, and strobe lights all functional</w:t>
+            </w:r>
+          </w:p>
+        </w:tc>
+        <w:tc>
+          <w:p>
+            <w:r>
+              <w:rPr>
+                <w:sz w:val="24"/>
+                <w:szCs w:val="24"/>
+              </w:rPr>
+              <w:t xml:space="preserve"/>
+            </w:r>
+          </w:p>
+        </w:tc>
+        <w:tc>
+          <w:p>
+            <w:r>
+              <w:rPr>
+                <w:sz w:val="24"/>
+                <w:szCs w:val="24"/>
+              </w:rPr>
+              <w:t xml:space="preserve"/>
+            </w:r>
+          </w:p>
+        </w:tc>
+      </w:tr>
+      <w:tr>
+        <w:tc>
+          <w:p>
+            <w:r>
+              <w:rPr>
+                <w:sz w:val="24"/>
+                <w:szCs w:val="24"/>
+              </w:rPr>
+              <w:t xml:space="preserve">Horn</w:t>
+            </w:r>
+          </w:p>
+        </w:tc>
+        <w:tc>
+          <w:p>
+            <w:r>
+              <w:rPr>
+                <w:sz w:val="24"/>
+                <w:szCs w:val="24"/>
+              </w:rPr>
+              <w:t xml:space="preserve">Audible at 10 feet</w:t>
+            </w:r>
+          </w:p>
+        </w:tc>
+        <w:tc>
+          <w:p>
+            <w:r>
+              <w:rPr>
+                <w:sz w:val="24"/>
+                <w:szCs w:val="24"/>
+              </w:rPr>
+              <w:t xml:space="preserve"/>
+            </w:r>
+          </w:p>
+        </w:tc>
+        <w:tc>
+          <w:p>
+            <w:r>
+              <w:rPr>
+                <w:sz w:val="24"/>
+                <w:szCs w:val="24"/>
+              </w:rPr>
+              <w:t xml:space="preserve"/>
+            </w:r>
+          </w:p>
+        </w:tc>
+      </w:tr>
+    </w:tbl>
+    <w:p>
+      <w:pPr>
+        <w:spacing w:after="80"/>
+      </w:pPr>
+    </w:p>
+    <w:p>
+      <w:pPr>
+        <w:pStyle w:val="Heading1"/>
+        <w:spacing w:after="120" w:before="400"/>
       </w:pPr>
       <w:r>
         <w:rPr>
           <w:b/>
           <w:bCs/>
-          <w:sz w:val="24"/>
-          <w:szCs w:val="24"/>
-        </w:rPr>
-        <w:t xml:space="preserve">• </w:t>
-      </w:r>
-      <w:r>
-        <w:rPr>
-          <w:sz w:val="24"/>
-          <w:szCs w:val="24"/>
-        </w:rPr>
-        <w:t xml:space="preserve">[ADD SITE-SPECIFIC PRE-INSPECTION REQUIREMENT]</w:t>
-      </w:r>
-    </w:p>
-    <w:p>
-      <w:pPr>
-        <w:pStyle w:val="Heading2"/>
-        <w:spacing w:after="80" w:before="300"/>
-      </w:pPr>
-      <w:r>
-        <w:t xml:space="preserve">3. Visual Inspection</w:t>
-      </w:r>
+          <w:sz w:val="28"/>
+          <w:szCs w:val="28"/>
+        </w:rPr>
+        <w:t xml:space="preserve">3. OPERATIONAL CHECK (engine running)</w:t>
+      </w:r>
+    </w:p>
+    <w:p>
+      <w:pPr>
+        <w:spacing w:after="120"/>
+      </w:pPr>
+      <w:r>
+        <w:rPr>
+          <w:sz w:val="24"/>
+          <w:szCs w:val="24"/>
+        </w:rPr>
+        <w:t xml:space="preserve">Start the unit and perform the following checks with the engine or motor running. Keep forks low and remain in a clear, open area.</w:t>
+      </w:r>
+    </w:p>
+    <w:p>
+      <w:pPr>
+        <w:spacing w:after="80"/>
+      </w:pPr>
     </w:p>
     <w:p>
       <w:pPr>
@@ -217,14 +1144,14 @@
           <w:sz w:val="24"/>
           <w:szCs w:val="24"/>
         </w:rPr>
-        <w:t xml:space="preserve">1. </w:t>
-      </w:r>
-      <w:r>
-        <w:rPr>
-          <w:sz w:val="24"/>
-          <w:szCs w:val="24"/>
-        </w:rPr>
-        <w:t xml:space="preserve">Tires/wheels — check for damage, low pressure, or missing lug nuts.</w:t>
+        <w:t xml:space="preserve">1.  </w:t>
+      </w:r>
+      <w:r>
+        <w:rPr>
+          <w:sz w:val="24"/>
+          <w:szCs w:val="24"/>
+        </w:rPr>
+        <w:t xml:space="preserve">Steering: Turn the wheel lock-to-lock in both directions. Confirm smooth, responsive steering with no binding.</w:t>
       </w:r>
     </w:p>
     <w:p>
@@ -239,14 +1166,14 @@
           <w:sz w:val="24"/>
           <w:szCs w:val="24"/>
         </w:rPr>
-        <w:t xml:space="preserve">2. </w:t>
-      </w:r>
-      <w:r>
-        <w:rPr>
-          <w:sz w:val="24"/>
-          <w:szCs w:val="24"/>
-        </w:rPr>
-        <w:t xml:space="preserve">Forks — check for cracks, bends, or uneven tine height.</w:t>
+        <w:t xml:space="preserve">2.  </w:t>
+      </w:r>
+      <w:r>
+        <w:rPr>
+          <w:sz w:val="24"/>
+          <w:szCs w:val="24"/>
+        </w:rPr>
+        <w:t xml:space="preserve">Service brakes: Drive slowly and apply brakes firmly. Confirm the unit stops squarely with no pull to one side.</w:t>
       </w:r>
     </w:p>
     <w:p>
@@ -261,14 +1188,14 @@
           <w:sz w:val="24"/>
           <w:szCs w:val="24"/>
         </w:rPr>
-        <w:t xml:space="preserve">3. </w:t>
-      </w:r>
-      <w:r>
-        <w:rPr>
-          <w:sz w:val="24"/>
-          <w:szCs w:val="24"/>
-        </w:rPr>
-        <w:t xml:space="preserve">Mast and carriage — check for bent rails, loose chains, or visible damage.</w:t>
+        <w:t xml:space="preserve">3.  </w:t>
+      </w:r>
+      <w:r>
+        <w:rPr>
+          <w:sz w:val="24"/>
+          <w:szCs w:val="24"/>
+        </w:rPr>
+        <w:t xml:space="preserve">Parking brake: Apply the parking brake and confirm the unit does not roll on a level surface.</w:t>
       </w:r>
     </w:p>
     <w:p>
@@ -283,14 +1210,14 @@
           <w:sz w:val="24"/>
           <w:szCs w:val="24"/>
         </w:rPr>
-        <w:t xml:space="preserve">4. </w:t>
-      </w:r>
-      <w:r>
-        <w:rPr>
-          <w:sz w:val="24"/>
-          <w:szCs w:val="24"/>
-        </w:rPr>
-        <w:t xml:space="preserve">Battery/fuel — check charge level or fuel level; inspect for leaks.</w:t>
+        <w:t xml:space="preserve">4.  </w:t>
+      </w:r>
+      <w:r>
+        <w:rPr>
+          <w:sz w:val="24"/>
+          <w:szCs w:val="24"/>
+        </w:rPr>
+        <w:t xml:space="preserve">Lift and lower: Raise forks to maximum height and lower to floor. Confirm smooth movement with no hesitation or jerking.</w:t>
       </w:r>
     </w:p>
     <w:p>
@@ -305,14 +1232,14 @@
           <w:sz w:val="24"/>
           <w:szCs w:val="24"/>
         </w:rPr>
-        <w:t xml:space="preserve">5. </w:t>
-      </w:r>
-      <w:r>
-        <w:rPr>
-          <w:sz w:val="24"/>
-          <w:szCs w:val="24"/>
-        </w:rPr>
-        <w:t xml:space="preserve">Overhead guard — confirm it is intact and secure.</w:t>
+        <w:t xml:space="preserve">5.  </w:t>
+      </w:r>
+      <w:r>
+        <w:rPr>
+          <w:sz w:val="24"/>
+          <w:szCs w:val="24"/>
+        </w:rPr>
+        <w:t xml:space="preserve">Tilt: Tilt mast forward and back through full range. Confirm smooth, controlled movement.</w:t>
       </w:r>
     </w:p>
     <w:p>
@@ -327,14 +1254,14 @@
           <w:sz w:val="24"/>
           <w:szCs w:val="24"/>
         </w:rPr>
-        <w:t xml:space="preserve">6. </w:t>
-      </w:r>
-      <w:r>
-        <w:rPr>
-          <w:sz w:val="24"/>
-          <w:szCs w:val="24"/>
-        </w:rPr>
-        <w:t xml:space="preserve">Lights and horn — verify all function correctly.</w:t>
+        <w:t xml:space="preserve">6.  </w:t>
+      </w:r>
+      <w:r>
+        <w:rPr>
+          <w:sz w:val="24"/>
+          <w:szCs w:val="24"/>
+        </w:rPr>
+        <w:t xml:space="preserve">Horn: Press the horn and confirm it sounds clearly.</w:t>
       </w:r>
     </w:p>
     <w:p>
@@ -349,23 +1276,95 @@
           <w:sz w:val="24"/>
           <w:szCs w:val="24"/>
         </w:rPr>
-        <w:t xml:space="preserve">7. </w:t>
-      </w:r>
-      <w:r>
-        <w:rPr>
-          <w:sz w:val="24"/>
-          <w:szCs w:val="24"/>
-        </w:rPr>
-        <w:t xml:space="preserve">[ADD SITE-SPECIFIC VISUAL CHECK]</w:t>
-      </w:r>
-    </w:p>
-    <w:p>
-      <w:pPr>
-        <w:pStyle w:val="Heading2"/>
-        <w:spacing w:after="80" w:before="300"/>
-      </w:pPr>
-      <w:r>
-        <w:t xml:space="preserve">4. Operational Check (engine running)</w:t>
+        <w:t xml:space="preserve">7.  </w:t>
+      </w:r>
+      <w:r>
+        <w:rPr>
+          <w:sz w:val="24"/>
+          <w:szCs w:val="24"/>
+        </w:rPr>
+        <w:t xml:space="preserve">[SITE-SPECIFIC CHECK — e.g., Side shift function: confirm even left/right movement with no binding.]</w:t>
+      </w:r>
+    </w:p>
+    <w:p>
+      <w:pPr>
+        <w:spacing w:after="80"/>
+      </w:pPr>
+    </w:p>
+    <w:tbl>
+      <w:tblPr>
+        <w:tblW w:type="pct" w:w="100%"/>
+        <w:tblBorders>
+          <w:top w:val="single" w:color="CCCCCC" w:sz="4"/>
+          <w:left w:val="single" w:color="CCCCCC" w:sz="4"/>
+          <w:bottom w:val="single" w:color="CCCCCC" w:sz="4"/>
+          <w:right w:val="single" w:color="CCCCCC" w:sz="4"/>
+          <w:insideH w:val="single" w:color="auto" w:sz="4"/>
+          <w:insideV w:val="single" w:color="auto" w:sz="4"/>
+        </w:tblBorders>
+      </w:tblPr>
+      <w:tblGrid>
+        <w:gridCol w:w="100"/>
+      </w:tblGrid>
+      <w:tr>
+        <w:tc>
+          <w:tcPr>
+            <w:shd w:fill="FFE5E5" w:val="solid"/>
+          </w:tcPr>
+          <w:p>
+            <w:pPr>
+              <w:spacing w:after="0"/>
+            </w:pPr>
+            <w:r>
+              <w:rPr>
+                <w:b/>
+                <w:bCs/>
+                <w:sz w:val="24"/>
+                <w:szCs w:val="24"/>
+              </w:rPr>
+              <w:t xml:space="preserve">DANGER: </w:t>
+            </w:r>
+            <w:r>
+              <w:rPr>
+                <w:sz w:val="24"/>
+                <w:szCs w:val="24"/>
+              </w:rPr>
+              <w:t xml:space="preserve">Do not operate the forklift if brakes feel spongy, if steering is unresponsive, or if any hydraulic function is sluggish or inoperative. Tag the unit and notify your supervisor.</w:t>
+            </w:r>
+          </w:p>
+        </w:tc>
+      </w:tr>
+    </w:tbl>
+    <w:p>
+      <w:pPr>
+        <w:spacing w:after="80"/>
+      </w:pPr>
+    </w:p>
+    <w:p>
+      <w:pPr>
+        <w:pStyle w:val="Heading1"/>
+        <w:spacing w:after="120" w:before="400"/>
+      </w:pPr>
+      <w:r>
+        <w:rPr>
+          <w:b/>
+          <w:bCs/>
+          <w:sz w:val="28"/>
+          <w:szCs w:val="28"/>
+        </w:rPr>
+        <w:t xml:space="preserve">4. OUT-OF-SERVICE PROTOCOL</w:t>
+      </w:r>
+    </w:p>
+    <w:p>
+      <w:pPr>
+        <w:spacing w:after="120"/>
+      </w:pPr>
+      <w:r>
+        <w:rPr>
+          <w:sz w:val="24"/>
+          <w:szCs w:val="24"/>
+        </w:rPr>
+        <w:t xml:space="preserve">If the unit fails any item in Section 2 or Section 3:</w:t>
       </w:r>
     </w:p>
     <w:p>
@@ -380,14 +1379,14 @@
           <w:sz w:val="24"/>
           <w:szCs w:val="24"/>
         </w:rPr>
-        <w:t xml:space="preserve">1. </w:t>
-      </w:r>
-      <w:r>
-        <w:rPr>
-          <w:sz w:val="24"/>
-          <w:szCs w:val="24"/>
-        </w:rPr>
-        <w:t xml:space="preserve">Brakes — test for firm stopping response.</w:t>
+        <w:t xml:space="preserve">1.  </w:t>
+      </w:r>
+      <w:r>
+        <w:rPr>
+          <w:sz w:val="24"/>
+          <w:szCs w:val="24"/>
+        </w:rPr>
+        <w:t xml:space="preserve">Park the unit in a safe, out-of-traffic location.</w:t>
       </w:r>
     </w:p>
     <w:p>
@@ -402,14 +1401,14 @@
           <w:sz w:val="24"/>
           <w:szCs w:val="24"/>
         </w:rPr>
-        <w:t xml:space="preserve">2. </w:t>
-      </w:r>
-      <w:r>
-        <w:rPr>
-          <w:sz w:val="24"/>
-          <w:szCs w:val="24"/>
-        </w:rPr>
-        <w:t xml:space="preserve">Steering — confirm smooth response in both directions.</w:t>
+        <w:t xml:space="preserve">2.  </w:t>
+      </w:r>
+      <w:r>
+        <w:rPr>
+          <w:sz w:val="24"/>
+          <w:szCs w:val="24"/>
+        </w:rPr>
+        <w:t xml:space="preserve">Apply an OUT OF SERVICE tag to the key or steering wheel — do not leave the tag in your pocket.</w:t>
       </w:r>
     </w:p>
     <w:p>
@@ -424,14 +1423,14 @@
           <w:sz w:val="24"/>
           <w:szCs w:val="24"/>
         </w:rPr>
-        <w:t xml:space="preserve">3. </w:t>
-      </w:r>
-      <w:r>
-        <w:rPr>
-          <w:sz w:val="24"/>
-          <w:szCs w:val="24"/>
-        </w:rPr>
-        <w:t xml:space="preserve">Lift/lower/tilt — operate through full range; confirm no sluggishness or jerking.</w:t>
+        <w:t xml:space="preserve">3.  </w:t>
+      </w:r>
+      <w:r>
+        <w:rPr>
+          <w:sz w:val="24"/>
+          <w:szCs w:val="24"/>
+        </w:rPr>
+        <w:t xml:space="preserve">Tag location: [DESCRIBE WHERE TAGS ARE STORED — e.g., Safety board near the Equipment Room entrance].</w:t>
       </w:r>
     </w:p>
     <w:p>
@@ -446,14 +1445,14 @@
           <w:sz w:val="24"/>
           <w:szCs w:val="24"/>
         </w:rPr>
-        <w:t xml:space="preserve">4. </w:t>
-      </w:r>
-      <w:r>
-        <w:rPr>
-          <w:sz w:val="24"/>
-          <w:szCs w:val="24"/>
-        </w:rPr>
-        <w:t xml:space="preserve">Horn — confirm audible at distance.</w:t>
+        <w:t xml:space="preserve">4.  </w:t>
+      </w:r>
+      <w:r>
+        <w:rPr>
+          <w:sz w:val="24"/>
+          <w:szCs w:val="24"/>
+        </w:rPr>
+        <w:t xml:space="preserve">Notify your supervisor immediately. Do not move or operate the unit until it has been inspected and cleared by [AUTHORIZED PERSON / TITLE].</w:t>
       </w:r>
     </w:p>
     <w:p>
@@ -468,160 +1467,352 @@
           <w:sz w:val="24"/>
           <w:szCs w:val="24"/>
         </w:rPr>
-        <w:t xml:space="preserve">5. </w:t>
-      </w:r>
-      <w:r>
-        <w:rPr>
-          <w:sz w:val="24"/>
-          <w:szCs w:val="24"/>
-        </w:rPr>
-        <w:t xml:space="preserve">Seatbelt / restraint system — confirm it latches and releases cleanly.</w:t>
-      </w:r>
-    </w:p>
-    <w:p>
-      <w:pPr>
-        <w:spacing w:after="100"/>
-        <w:ind w:left="360"/>
+        <w:t xml:space="preserve">5.  </w:t>
+      </w:r>
+      <w:r>
+        <w:rPr>
+          <w:sz w:val="24"/>
+          <w:szCs w:val="24"/>
+        </w:rPr>
+        <w:t xml:space="preserve">Record the deficiency in the equipment defect log at [LOCATION / SYSTEM NAME].</w:t>
+      </w:r>
+    </w:p>
+    <w:p>
+      <w:pPr>
+        <w:spacing w:after="80"/>
+      </w:pPr>
+    </w:p>
+    <w:tbl>
+      <w:tblPr>
+        <w:tblW w:type="pct" w:w="100%"/>
+        <w:tblBorders>
+          <w:top w:val="single" w:color="CCCCCC" w:sz="4"/>
+          <w:left w:val="single" w:color="CCCCCC" w:sz="4"/>
+          <w:bottom w:val="single" w:color="CCCCCC" w:sz="4"/>
+          <w:right w:val="single" w:color="CCCCCC" w:sz="4"/>
+          <w:insideH w:val="single" w:color="auto" w:sz="4"/>
+          <w:insideV w:val="single" w:color="auto" w:sz="4"/>
+        </w:tblBorders>
+      </w:tblPr>
+      <w:tblGrid>
+        <w:gridCol w:w="100"/>
+      </w:tblGrid>
+      <w:tr>
+        <w:tc>
+          <w:tcPr>
+            <w:shd w:fill="FFF3CD" w:val="solid"/>
+          </w:tcPr>
+          <w:p>
+            <w:pPr>
+              <w:spacing w:after="0"/>
+            </w:pPr>
+            <w:r>
+              <w:rPr>
+                <w:b/>
+                <w:bCs/>
+                <w:sz w:val="24"/>
+                <w:szCs w:val="24"/>
+              </w:rPr>
+              <w:t xml:space="preserve">WARNING: </w:t>
+            </w:r>
+            <w:r>
+              <w:rPr>
+                <w:sz w:val="24"/>
+                <w:szCs w:val="24"/>
+              </w:rPr>
+              <w:t xml:space="preserve">Operating a forklift that has been tagged OUT OF SERVICE is a serious safety violation and may result in disciplinary action up to and including termination.</w:t>
+            </w:r>
+          </w:p>
+        </w:tc>
+      </w:tr>
+    </w:tbl>
+    <w:p>
+      <w:pPr>
+        <w:spacing w:after="80"/>
+      </w:pPr>
+    </w:p>
+    <w:p>
+      <w:pPr>
+        <w:pStyle w:val="Heading1"/>
+        <w:spacing w:after="120" w:before="400"/>
       </w:pPr>
       <w:r>
         <w:rPr>
           <w:b/>
           <w:bCs/>
-          <w:sz w:val="24"/>
-          <w:szCs w:val="24"/>
-        </w:rPr>
-        <w:t xml:space="preserve">6. </w:t>
-      </w:r>
-      <w:r>
-        <w:rPr>
-          <w:sz w:val="24"/>
-          <w:szCs w:val="24"/>
-        </w:rPr>
-        <w:t xml:space="preserve">[ADD SITE-SPECIFIC OPERATIONAL CHECK]</w:t>
-      </w:r>
-    </w:p>
-    <w:p>
-      <w:pPr>
-        <w:pStyle w:val="Heading2"/>
-        <w:spacing w:after="80" w:before="300"/>
-      </w:pPr>
-      <w:r>
-        <w:t xml:space="preserve">5. If Issues Are Found</w:t>
+          <w:sz w:val="28"/>
+          <w:szCs w:val="28"/>
+        </w:rPr>
+        <w:t xml:space="preserve">5. INSPECTION LOG AND SIGN-OFF</w:t>
+      </w:r>
+    </w:p>
+    <w:p>
+      <w:pPr>
+        <w:spacing w:after="120"/>
+      </w:pPr>
+      <w:r>
+        <w:rPr>
+          <w:sz w:val="24"/>
+          <w:szCs w:val="24"/>
+        </w:rPr>
+        <w:t xml:space="preserve">Complete after every inspection. Both operator and supervisor signatures are required before the first loaded operation of the shift.</w:t>
       </w:r>
     </w:p>
     <w:p>
       <w:pPr>
         <w:spacing w:after="80"/>
-        <w:ind w:left="360"/>
-      </w:pPr>
-      <w:r>
-        <w:rPr>
-          <w:b/>
-          <w:bCs/>
-          <w:sz w:val="24"/>
-          <w:szCs w:val="24"/>
-        </w:rPr>
-        <w:t xml:space="preserve">• </w:t>
-      </w:r>
-      <w:r>
-        <w:rPr>
-          <w:sz w:val="24"/>
-          <w:szCs w:val="24"/>
-        </w:rPr>
-        <w:t xml:space="preserve">Tag the forklift OUT OF SERVICE using the red tag located at [LOCATION].</w:t>
-      </w:r>
-    </w:p>
+      </w:pPr>
+    </w:p>
+    <w:tbl>
+      <w:tblPr>
+        <w:tblW w:type="pct" w:w="100%"/>
+        <w:tblBorders>
+          <w:top w:val="single" w:color="CCCCCC" w:sz="4"/>
+          <w:left w:val="single" w:color="CCCCCC" w:sz="4"/>
+          <w:bottom w:val="single" w:color="CCCCCC" w:sz="4"/>
+          <w:right w:val="single" w:color="CCCCCC" w:sz="4"/>
+          <w:insideH w:val="single" w:color="auto" w:sz="4"/>
+          <w:insideV w:val="single" w:color="auto" w:sz="4"/>
+        </w:tblBorders>
+      </w:tblPr>
+      <w:tblGrid>
+        <w:gridCol w:w="100"/>
+        <w:gridCol w:w="100"/>
+      </w:tblGrid>
+      <w:tr>
+        <w:tc>
+          <w:tcPr>
+            <w:tcW w:type="pct" w:w="40%"/>
+            <w:shd w:fill="F3F4F6" w:val="solid"/>
+          </w:tcPr>
+          <w:p>
+            <w:r>
+              <w:rPr>
+                <w:b/>
+                <w:bCs/>
+                <w:sz w:val="24"/>
+                <w:szCs w:val="24"/>
+              </w:rPr>
+              <w:t xml:space="preserve">Forklift Unit ID</w:t>
+            </w:r>
+          </w:p>
+        </w:tc>
+        <w:tc>
+          <w:tcPr>
+            <w:tcW w:type="pct" w:w="60%"/>
+          </w:tcPr>
+          <w:p/>
+        </w:tc>
+      </w:tr>
+      <w:tr>
+        <w:tc>
+          <w:tcPr>
+            <w:tcW w:type="pct" w:w="40%"/>
+            <w:shd w:fill="F3F4F6" w:val="solid"/>
+          </w:tcPr>
+          <w:p>
+            <w:r>
+              <w:rPr>
+                <w:b/>
+                <w:bCs/>
+                <w:sz w:val="24"/>
+                <w:szCs w:val="24"/>
+              </w:rPr>
+              <w:t xml:space="preserve">Inspection Date</w:t>
+            </w:r>
+          </w:p>
+        </w:tc>
+        <w:tc>
+          <w:tcPr>
+            <w:tcW w:type="pct" w:w="60%"/>
+          </w:tcPr>
+          <w:p/>
+        </w:tc>
+      </w:tr>
+      <w:tr>
+        <w:tc>
+          <w:tcPr>
+            <w:tcW w:type="pct" w:w="40%"/>
+            <w:shd w:fill="F3F4F6" w:val="solid"/>
+          </w:tcPr>
+          <w:p>
+            <w:r>
+              <w:rPr>
+                <w:b/>
+                <w:bCs/>
+                <w:sz w:val="24"/>
+                <w:szCs w:val="24"/>
+              </w:rPr>
+              <w:t xml:space="preserve">Shift Start Time</w:t>
+            </w:r>
+          </w:p>
+        </w:tc>
+        <w:tc>
+          <w:tcPr>
+            <w:tcW w:type="pct" w:w="60%"/>
+          </w:tcPr>
+          <w:p/>
+        </w:tc>
+      </w:tr>
+      <w:tr>
+        <w:tc>
+          <w:tcPr>
+            <w:tcW w:type="pct" w:w="40%"/>
+            <w:shd w:fill="F3F4F6" w:val="solid"/>
+          </w:tcPr>
+          <w:p>
+            <w:r>
+              <w:rPr>
+                <w:b/>
+                <w:bCs/>
+                <w:sz w:val="24"/>
+                <w:szCs w:val="24"/>
+              </w:rPr>
+              <w:t xml:space="preserve">Operator Name (print)</w:t>
+            </w:r>
+          </w:p>
+        </w:tc>
+        <w:tc>
+          <w:tcPr>
+            <w:tcW w:type="pct" w:w="60%"/>
+          </w:tcPr>
+          <w:p/>
+        </w:tc>
+      </w:tr>
+      <w:tr>
+        <w:tc>
+          <w:tcPr>
+            <w:tcW w:type="pct" w:w="40%"/>
+            <w:shd w:fill="F3F4F6" w:val="solid"/>
+          </w:tcPr>
+          <w:p>
+            <w:r>
+              <w:rPr>
+                <w:b/>
+                <w:bCs/>
+                <w:sz w:val="24"/>
+                <w:szCs w:val="24"/>
+              </w:rPr>
+              <w:t xml:space="preserve">Operator Signature</w:t>
+            </w:r>
+          </w:p>
+        </w:tc>
+        <w:tc>
+          <w:tcPr>
+            <w:tcW w:type="pct" w:w="60%"/>
+          </w:tcPr>
+          <w:p/>
+        </w:tc>
+      </w:tr>
+      <w:tr>
+        <w:tc>
+          <w:tcPr>
+            <w:tcW w:type="pct" w:w="40%"/>
+            <w:shd w:fill="F3F4F6" w:val="solid"/>
+          </w:tcPr>
+          <w:p>
+            <w:r>
+              <w:rPr>
+                <w:b/>
+                <w:bCs/>
+                <w:sz w:val="24"/>
+                <w:szCs w:val="24"/>
+              </w:rPr>
+              <w:t xml:space="preserve">Overall Result:  PASS  /  FAIL  (circle one)</w:t>
+            </w:r>
+          </w:p>
+        </w:tc>
+        <w:tc>
+          <w:tcPr>
+            <w:tcW w:type="pct" w:w="60%"/>
+          </w:tcPr>
+          <w:p/>
+        </w:tc>
+      </w:tr>
+      <w:tr>
+        <w:tc>
+          <w:tcPr>
+            <w:tcW w:type="pct" w:w="40%"/>
+            <w:shd w:fill="F3F4F6" w:val="solid"/>
+          </w:tcPr>
+          <w:p>
+            <w:r>
+              <w:rPr>
+                <w:b/>
+                <w:bCs/>
+                <w:sz w:val="24"/>
+                <w:szCs w:val="24"/>
+              </w:rPr>
+              <w:t xml:space="preserve">If FAIL — deficiency description</w:t>
+            </w:r>
+          </w:p>
+        </w:tc>
+        <w:tc>
+          <w:tcPr>
+            <w:tcW w:type="pct" w:w="60%"/>
+          </w:tcPr>
+          <w:p/>
+        </w:tc>
+      </w:tr>
+      <w:tr>
+        <w:tc>
+          <w:tcPr>
+            <w:tcW w:type="pct" w:w="40%"/>
+            <w:shd w:fill="F3F4F6" w:val="solid"/>
+          </w:tcPr>
+          <w:p>
+            <w:r>
+              <w:rPr>
+                <w:b/>
+                <w:bCs/>
+                <w:sz w:val="24"/>
+                <w:szCs w:val="24"/>
+              </w:rPr>
+              <w:t xml:space="preserve">Supervisor Name (print)</w:t>
+            </w:r>
+          </w:p>
+        </w:tc>
+        <w:tc>
+          <w:tcPr>
+            <w:tcW w:type="pct" w:w="60%"/>
+          </w:tcPr>
+          <w:p/>
+        </w:tc>
+      </w:tr>
+      <w:tr>
+        <w:tc>
+          <w:tcPr>
+            <w:tcW w:type="pct" w:w="40%"/>
+            <w:shd w:fill="F3F4F6" w:val="solid"/>
+          </w:tcPr>
+          <w:p>
+            <w:r>
+              <w:rPr>
+                <w:b/>
+                <w:bCs/>
+                <w:sz w:val="24"/>
+                <w:szCs w:val="24"/>
+              </w:rPr>
+              <w:t xml:space="preserve">Supervisor Signature</w:t>
+            </w:r>
+          </w:p>
+        </w:tc>
+        <w:tc>
+          <w:tcPr>
+            <w:tcW w:type="pct" w:w="60%"/>
+          </w:tcPr>
+          <w:p/>
+        </w:tc>
+      </w:tr>
+    </w:tbl>
     <w:p>
       <w:pPr>
         <w:spacing w:after="80"/>
-        <w:ind w:left="360"/>
-      </w:pPr>
-      <w:r>
-        <w:rPr>
-          <w:b/>
-          <w:bCs/>
-          <w:sz w:val="24"/>
-          <w:szCs w:val="24"/>
-        </w:rPr>
-        <w:t xml:space="preserve">• </w:t>
-      </w:r>
-      <w:r>
-        <w:rPr>
-          <w:sz w:val="24"/>
-          <w:szCs w:val="24"/>
-        </w:rPr>
-        <w:t xml:space="preserve">Notify [SUPERVISOR TITLE / NAME] immediately.</w:t>
-      </w:r>
-    </w:p>
-    <w:p>
-      <w:pPr>
-        <w:spacing w:after="80"/>
-        <w:ind w:left="360"/>
-      </w:pPr>
-      <w:r>
-        <w:rPr>
-          <w:b/>
-          <w:bCs/>
-          <w:sz w:val="24"/>
-          <w:szCs w:val="24"/>
-        </w:rPr>
-        <w:t xml:space="preserve">• </w:t>
-      </w:r>
-      <w:r>
-        <w:rPr>
-          <w:sz w:val="24"/>
-          <w:szCs w:val="24"/>
-        </w:rPr>
-        <w:t xml:space="preserve">Do not operate the forklift until it has been inspected and cleared by [AUTHORIZED PERSON].</w:t>
-      </w:r>
-    </w:p>
-    <w:p>
-      <w:pPr>
-        <w:pStyle w:val="Heading2"/>
-        <w:spacing w:after="80" w:before="300"/>
-      </w:pPr>
-      <w:r>
-        <w:t xml:space="preserve">6. Completion &amp; Sign-off</w:t>
-      </w:r>
-    </w:p>
-    <w:p>
-      <w:pPr>
-        <w:spacing w:after="120"/>
-      </w:pPr>
-      <w:r>
-        <w:rPr>
-          <w:sz w:val="24"/>
-          <w:szCs w:val="24"/>
-        </w:rPr>
-        <w:t xml:space="preserve">Sign the pre-shift inspection log before beginning operations:</w:t>
-      </w:r>
-    </w:p>
-    <w:p>
-      <w:pPr>
-        <w:spacing w:after="120"/>
-      </w:pPr>
-      <w:r>
-        <w:rPr>
-          <w:i/>
-          <w:iCs/>
-          <w:color w:val="888888"/>
-          <w:sz w:val="24"/>
-          <w:szCs w:val="24"/>
-        </w:rPr>
-        <w:t xml:space="preserve">[LOGBOOK LOCATION / DIGITAL SYSTEM NAME]</w:t>
-      </w:r>
-    </w:p>
-    <w:p>
-      <w:pPr>
-        <w:pBdr>
-          <w:bottom w:val="single" w:color="CCCCCC" w:sz="6"/>
-        </w:pBdr>
-        <w:spacing w:after="200" w:before="200"/>
-      </w:pPr>
-    </w:p>
-    <w:p>
-      <w:pPr>
-        <w:spacing w:before="600"/>
+      </w:pPr>
+    </w:p>
+    <w:p>
+      <w:pPr>
+        <w:spacing w:after="0" w:before="400"/>
         <w:jc w:val="center"/>
       </w:pPr>
       <w:r>
